--- a/TravelHelper.docx
+++ b/TravelHelper.docx
@@ -177,7 +177,27 @@
           <w:szCs w:val="24"/>
           <w:lang w:eastAsia="en-US"/>
         </w:rPr>
-        <w:t>This system will automatically search the tickets from point A to point B, available tickets for buses or trains, if user wish the system will find available hotels at point B</w:t>
+        <w:t>This system will automatically search the tickets from point A to point B, if user wish the system will find available hotels at point B</w:t>
+      </w:r>
+      <w:r>
+        <w:rPr>
+          <w:rFonts w:ascii="Aptos" w:eastAsia="Times New Roman" w:hAnsi="Aptos" w:cs="Times New Roman"/>
+          <w:color w:val="000000"/>
+          <w:sz w:val="24"/>
+          <w:szCs w:val="24"/>
+          <w:lang w:eastAsia="en-US"/>
+        </w:rPr>
+        <w:t xml:space="preserve">. </w:t>
+      </w:r>
+      <w:r>
+        <w:rPr>
+          <w:rFonts w:ascii="Aptos" w:eastAsia="Times New Roman" w:hAnsi="Aptos" w:cs="Times New Roman"/>
+          <w:color w:val="000000"/>
+          <w:sz w:val="24"/>
+          <w:szCs w:val="24"/>
+          <w:lang w:eastAsia="en-US"/>
+        </w:rPr>
+        <w:t>The system will provide link to booking service for hotels.</w:t>
       </w:r>
     </w:p>
     <w:p>
@@ -238,33 +258,6 @@
           <w:lang w:eastAsia="en-US"/>
         </w:rPr>
         <w:t>All available plane tickets (with time, date, and price)</w:t>
-      </w:r>
-    </w:p>
-    <w:p>
-      <w:pPr>
-        <w:numPr>
-          <w:ilvl w:val="0"/>
-          <w:numId w:val="8"/>
-        </w:numPr>
-        <w:spacing w:after="60" w:line="240" w:lineRule="auto"/>
-        <w:textAlignment w:val="baseline"/>
-        <w:rPr>
-          <w:rFonts w:ascii="inherit" w:eastAsia="Times New Roman" w:hAnsi="inherit" w:cs="Segoe UI"/>
-          <w:color w:val="000000"/>
-          <w:sz w:val="24"/>
-          <w:szCs w:val="24"/>
-          <w:lang w:eastAsia="en-US"/>
-        </w:rPr>
-      </w:pPr>
-      <w:r>
-        <w:rPr>
-          <w:rFonts w:ascii="inherit" w:eastAsia="Times New Roman" w:hAnsi="inherit" w:cs="Segoe UI"/>
-          <w:color w:val="000000"/>
-          <w:sz w:val="24"/>
-          <w:szCs w:val="24"/>
-          <w:lang w:eastAsia="en-US"/>
-        </w:rPr>
-        <w:t>Available trains or buses (with time)</w:t>
       </w:r>
     </w:p>
     <w:p>

--- a/TravelHelper.docx
+++ b/TravelHelper.docx
@@ -350,12 +350,20 @@
         <w:pStyle w:val="ListBullet"/>
         <w:numPr>
           <w:ilvl w:val="0"/>
-          <w:numId w:val="9"/>
+          <w:numId w:val="0"/>
         </w:numPr>
-      </w:pPr>
-      <w:r>
-        <w:t>Create the function that is using API to store data for flight tickets</w:t>
-      </w:r>
+        <w:ind w:left="389" w:hanging="389"/>
+      </w:pPr>
+    </w:p>
+    <w:p>
+      <w:pPr>
+        <w:pStyle w:val="ListBullet"/>
+        <w:numPr>
+          <w:ilvl w:val="0"/>
+          <w:numId w:val="0"/>
+        </w:numPr>
+        <w:ind w:left="389" w:hanging="389"/>
+      </w:pPr>
     </w:p>
     <w:p>
       <w:pPr>
@@ -366,7 +374,804 @@
         </w:numPr>
       </w:pPr>
       <w:r>
-        <w:t>Create the function that is using API to store data for bus tickets</w:t>
+        <w:lastRenderedPageBreak/>
+        <w:t>Create the function that is using API to store data for flight tickets</w:t>
+      </w:r>
+    </w:p>
+    <w:p>
+      <w:pPr>
+        <w:pStyle w:val="ListNumber"/>
+        <w:numPr>
+          <w:ilvl w:val="0"/>
+          <w:numId w:val="0"/>
+        </w:numPr>
+      </w:pPr>
+      <w:r>
+        <w:rPr>
+          <w:rStyle w:val="Strong"/>
+          <w:b w:val="0"/>
+          <w:bCs w:val="0"/>
+        </w:rPr>
+        <w:t>I had an issue with saving data after the API process was finished. The data just didn't save to the database. I fixed this issue when I started creating a list inside the function with available tickets and dividing it by key and index.</w:t>
+      </w:r>
+    </w:p>
+    <w:p>
+      <w:pPr>
+        <w:shd w:val="clear" w:color="auto" w:fill="111418"/>
+        <w:spacing w:after="0" w:line="270" w:lineRule="atLeast"/>
+        <w:rPr>
+          <w:rFonts w:ascii="Menlo" w:eastAsia="Times New Roman" w:hAnsi="Menlo" w:cs="Menlo"/>
+          <w:color w:val="BEC6D0"/>
+          <w:sz w:val="18"/>
+          <w:szCs w:val="18"/>
+          <w:lang w:eastAsia="en-US"/>
+        </w:rPr>
+      </w:pPr>
+      <w:r>
+        <w:rPr>
+          <w:rFonts w:ascii="Menlo" w:eastAsia="Times New Roman" w:hAnsi="Menlo" w:cs="Menlo"/>
+          <w:color w:val="A0ACBB"/>
+          <w:sz w:val="18"/>
+          <w:szCs w:val="18"/>
+          <w:lang w:eastAsia="en-US"/>
+        </w:rPr>
+        <w:t xml:space="preserve">    </w:t>
+      </w:r>
+      <w:r>
+        <w:rPr>
+          <w:rFonts w:ascii="Menlo" w:eastAsia="Times New Roman" w:hAnsi="Menlo" w:cs="Menlo"/>
+          <w:color w:val="C62F52"/>
+          <w:sz w:val="18"/>
+          <w:szCs w:val="18"/>
+          <w:lang w:eastAsia="en-US"/>
+        </w:rPr>
+        <w:t>flight</w:t>
+      </w:r>
+      <w:r>
+        <w:rPr>
+          <w:rFonts w:ascii="Menlo" w:eastAsia="Times New Roman" w:hAnsi="Menlo" w:cs="Menlo"/>
+          <w:color w:val="A0ACBB"/>
+          <w:sz w:val="18"/>
+          <w:szCs w:val="18"/>
+          <w:lang w:eastAsia="en-US"/>
+        </w:rPr>
+        <w:t xml:space="preserve"> </w:t>
+      </w:r>
+      <w:r>
+        <w:rPr>
+          <w:rFonts w:ascii="Menlo" w:eastAsia="Times New Roman" w:hAnsi="Menlo" w:cs="Menlo"/>
+          <w:color w:val="C7910C"/>
+          <w:sz w:val="18"/>
+          <w:szCs w:val="18"/>
+          <w:lang w:eastAsia="en-US"/>
+        </w:rPr>
+        <w:t>=</w:t>
+      </w:r>
+      <w:r>
+        <w:rPr>
+          <w:rFonts w:ascii="Menlo" w:eastAsia="Times New Roman" w:hAnsi="Menlo" w:cs="Menlo"/>
+          <w:color w:val="A0ACBB"/>
+          <w:sz w:val="18"/>
+          <w:szCs w:val="18"/>
+          <w:lang w:eastAsia="en-US"/>
+        </w:rPr>
+        <w:t xml:space="preserve"> </w:t>
+      </w:r>
+      <w:proofErr w:type="spellStart"/>
+      <w:r>
+        <w:rPr>
+          <w:rFonts w:ascii="Menlo" w:eastAsia="Times New Roman" w:hAnsi="Menlo" w:cs="Menlo"/>
+          <w:color w:val="D46EC0"/>
+          <w:sz w:val="18"/>
+          <w:szCs w:val="18"/>
+          <w:lang w:eastAsia="en-US"/>
+        </w:rPr>
+        <w:t>flights_list</w:t>
+      </w:r>
+      <w:proofErr w:type="spellEnd"/>
+      <w:r>
+        <w:rPr>
+          <w:rFonts w:ascii="Menlo" w:eastAsia="Times New Roman" w:hAnsi="Menlo" w:cs="Menlo"/>
+          <w:color w:val="BEC6D0"/>
+          <w:sz w:val="18"/>
+          <w:szCs w:val="18"/>
+          <w:lang w:eastAsia="en-US"/>
+        </w:rPr>
+        <w:t>[</w:t>
+      </w:r>
+      <w:proofErr w:type="gramStart"/>
+      <w:r>
+        <w:rPr>
+          <w:rFonts w:ascii="Menlo" w:eastAsia="Times New Roman" w:hAnsi="Menlo" w:cs="Menlo"/>
+          <w:color w:val="D4770C"/>
+          <w:sz w:val="18"/>
+          <w:szCs w:val="18"/>
+          <w:lang w:eastAsia="en-US"/>
+        </w:rPr>
+        <w:t>0</w:t>
+      </w:r>
+      <w:r>
+        <w:rPr>
+          <w:rFonts w:ascii="Menlo" w:eastAsia="Times New Roman" w:hAnsi="Menlo" w:cs="Menlo"/>
+          <w:color w:val="BEC6D0"/>
+          <w:sz w:val="18"/>
+          <w:szCs w:val="18"/>
+          <w:lang w:eastAsia="en-US"/>
+        </w:rPr>
+        <w:t>][</w:t>
+      </w:r>
+      <w:proofErr w:type="gramEnd"/>
+      <w:r>
+        <w:rPr>
+          <w:rFonts w:ascii="Menlo" w:eastAsia="Times New Roman" w:hAnsi="Menlo" w:cs="Menlo"/>
+          <w:color w:val="00A884"/>
+          <w:sz w:val="18"/>
+          <w:szCs w:val="18"/>
+          <w:lang w:eastAsia="en-US"/>
+        </w:rPr>
+        <w:t>"flights"</w:t>
+      </w:r>
+      <w:r>
+        <w:rPr>
+          <w:rFonts w:ascii="Menlo" w:eastAsia="Times New Roman" w:hAnsi="Menlo" w:cs="Menlo"/>
+          <w:color w:val="BEC6D0"/>
+          <w:sz w:val="18"/>
+          <w:szCs w:val="18"/>
+          <w:lang w:eastAsia="en-US"/>
+        </w:rPr>
+        <w:t>][</w:t>
+      </w:r>
+      <w:r>
+        <w:rPr>
+          <w:rFonts w:ascii="Menlo" w:eastAsia="Times New Roman" w:hAnsi="Menlo" w:cs="Menlo"/>
+          <w:color w:val="D4770C"/>
+          <w:sz w:val="18"/>
+          <w:szCs w:val="18"/>
+          <w:lang w:eastAsia="en-US"/>
+        </w:rPr>
+        <w:t>0</w:t>
+      </w:r>
+      <w:r>
+        <w:rPr>
+          <w:rFonts w:ascii="Menlo" w:eastAsia="Times New Roman" w:hAnsi="Menlo" w:cs="Menlo"/>
+          <w:color w:val="BEC6D0"/>
+          <w:sz w:val="18"/>
+          <w:szCs w:val="18"/>
+          <w:lang w:eastAsia="en-US"/>
+        </w:rPr>
+        <w:t>]</w:t>
+      </w:r>
+    </w:p>
+    <w:p>
+      <w:pPr>
+        <w:shd w:val="clear" w:color="auto" w:fill="111418"/>
+        <w:spacing w:after="0" w:line="270" w:lineRule="atLeast"/>
+        <w:rPr>
+          <w:rFonts w:ascii="Menlo" w:eastAsia="Times New Roman" w:hAnsi="Menlo" w:cs="Menlo"/>
+          <w:color w:val="BEC6D0"/>
+          <w:sz w:val="18"/>
+          <w:szCs w:val="18"/>
+          <w:lang w:eastAsia="en-US"/>
+        </w:rPr>
+      </w:pPr>
+      <w:r>
+        <w:rPr>
+          <w:rFonts w:ascii="Menlo" w:eastAsia="Times New Roman" w:hAnsi="Menlo" w:cs="Menlo"/>
+          <w:color w:val="A0ACBB"/>
+          <w:sz w:val="18"/>
+          <w:szCs w:val="18"/>
+          <w:lang w:eastAsia="en-US"/>
+        </w:rPr>
+        <w:t xml:space="preserve">    </w:t>
+      </w:r>
+      <w:proofErr w:type="spellStart"/>
+      <w:r>
+        <w:rPr>
+          <w:rFonts w:ascii="Menlo" w:eastAsia="Times New Roman" w:hAnsi="Menlo" w:cs="Menlo"/>
+          <w:color w:val="C62F52"/>
+          <w:sz w:val="18"/>
+          <w:szCs w:val="18"/>
+          <w:lang w:eastAsia="en-US"/>
+        </w:rPr>
+        <w:t>listoftick</w:t>
+      </w:r>
+      <w:proofErr w:type="spellEnd"/>
+      <w:r>
+        <w:rPr>
+          <w:rFonts w:ascii="Menlo" w:eastAsia="Times New Roman" w:hAnsi="Menlo" w:cs="Menlo"/>
+          <w:color w:val="A0ACBB"/>
+          <w:sz w:val="18"/>
+          <w:szCs w:val="18"/>
+          <w:lang w:eastAsia="en-US"/>
+        </w:rPr>
+        <w:t xml:space="preserve"> </w:t>
+      </w:r>
+      <w:r>
+        <w:rPr>
+          <w:rFonts w:ascii="Menlo" w:eastAsia="Times New Roman" w:hAnsi="Menlo" w:cs="Menlo"/>
+          <w:color w:val="C7910C"/>
+          <w:sz w:val="18"/>
+          <w:szCs w:val="18"/>
+          <w:lang w:eastAsia="en-US"/>
+        </w:rPr>
+        <w:t>=</w:t>
+      </w:r>
+      <w:r>
+        <w:rPr>
+          <w:rFonts w:ascii="Menlo" w:eastAsia="Times New Roman" w:hAnsi="Menlo" w:cs="Menlo"/>
+          <w:color w:val="A0ACBB"/>
+          <w:sz w:val="18"/>
+          <w:szCs w:val="18"/>
+          <w:lang w:eastAsia="en-US"/>
+        </w:rPr>
+        <w:t xml:space="preserve"> </w:t>
+      </w:r>
+      <w:r>
+        <w:rPr>
+          <w:rFonts w:ascii="Menlo" w:eastAsia="Times New Roman" w:hAnsi="Menlo" w:cs="Menlo"/>
+          <w:color w:val="BEC6D0"/>
+          <w:sz w:val="18"/>
+          <w:szCs w:val="18"/>
+          <w:lang w:eastAsia="en-US"/>
+        </w:rPr>
+        <w:t>(</w:t>
+      </w:r>
+    </w:p>
+    <w:p>
+      <w:pPr>
+        <w:shd w:val="clear" w:color="auto" w:fill="111418"/>
+        <w:spacing w:after="0" w:line="270" w:lineRule="atLeast"/>
+        <w:rPr>
+          <w:rFonts w:ascii="Menlo" w:eastAsia="Times New Roman" w:hAnsi="Menlo" w:cs="Menlo"/>
+          <w:color w:val="BEC6D0"/>
+          <w:sz w:val="18"/>
+          <w:szCs w:val="18"/>
+          <w:lang w:eastAsia="en-US"/>
+        </w:rPr>
+      </w:pPr>
+      <w:r>
+        <w:rPr>
+          <w:rFonts w:ascii="Menlo" w:eastAsia="Times New Roman" w:hAnsi="Menlo" w:cs="Menlo"/>
+          <w:color w:val="A0ACBB"/>
+          <w:sz w:val="18"/>
+          <w:szCs w:val="18"/>
+          <w:lang w:eastAsia="en-US"/>
+        </w:rPr>
+        <w:t xml:space="preserve">        </w:t>
+      </w:r>
+      <w:r>
+        <w:rPr>
+          <w:rFonts w:ascii="Menlo" w:eastAsia="Times New Roman" w:hAnsi="Menlo" w:cs="Menlo"/>
+          <w:color w:val="C62F52"/>
+          <w:sz w:val="18"/>
+          <w:szCs w:val="18"/>
+          <w:lang w:eastAsia="en-US"/>
+        </w:rPr>
+        <w:t>flight</w:t>
+      </w:r>
+      <w:r>
+        <w:rPr>
+          <w:rFonts w:ascii="Menlo" w:eastAsia="Times New Roman" w:hAnsi="Menlo" w:cs="Menlo"/>
+          <w:color w:val="BEC6D0"/>
+          <w:sz w:val="18"/>
+          <w:szCs w:val="18"/>
+          <w:lang w:eastAsia="en-US"/>
+        </w:rPr>
+        <w:t>[</w:t>
+      </w:r>
+      <w:r>
+        <w:rPr>
+          <w:rFonts w:ascii="Menlo" w:eastAsia="Times New Roman" w:hAnsi="Menlo" w:cs="Menlo"/>
+          <w:color w:val="00A884"/>
+          <w:sz w:val="18"/>
+          <w:szCs w:val="18"/>
+          <w:lang w:eastAsia="en-US"/>
+        </w:rPr>
+        <w:t>"</w:t>
+      </w:r>
+      <w:proofErr w:type="spellStart"/>
+      <w:r>
+        <w:rPr>
+          <w:rFonts w:ascii="Menlo" w:eastAsia="Times New Roman" w:hAnsi="Menlo" w:cs="Menlo"/>
+          <w:color w:val="00A884"/>
+          <w:sz w:val="18"/>
+          <w:szCs w:val="18"/>
+          <w:lang w:eastAsia="en-US"/>
+        </w:rPr>
+        <w:t>flight_number</w:t>
+      </w:r>
+      <w:proofErr w:type="spellEnd"/>
+      <w:r>
+        <w:rPr>
+          <w:rFonts w:ascii="Menlo" w:eastAsia="Times New Roman" w:hAnsi="Menlo" w:cs="Menlo"/>
+          <w:color w:val="00A884"/>
+          <w:sz w:val="18"/>
+          <w:szCs w:val="18"/>
+          <w:lang w:eastAsia="en-US"/>
+        </w:rPr>
+        <w:t>"</w:t>
+      </w:r>
+      <w:r>
+        <w:rPr>
+          <w:rFonts w:ascii="Menlo" w:eastAsia="Times New Roman" w:hAnsi="Menlo" w:cs="Menlo"/>
+          <w:color w:val="BEC6D0"/>
+          <w:sz w:val="18"/>
+          <w:szCs w:val="18"/>
+          <w:lang w:eastAsia="en-US"/>
+        </w:rPr>
+        <w:t>],</w:t>
+      </w:r>
+    </w:p>
+    <w:p>
+      <w:pPr>
+        <w:shd w:val="clear" w:color="auto" w:fill="111418"/>
+        <w:spacing w:after="0" w:line="270" w:lineRule="atLeast"/>
+        <w:rPr>
+          <w:rFonts w:ascii="Menlo" w:eastAsia="Times New Roman" w:hAnsi="Menlo" w:cs="Menlo"/>
+          <w:color w:val="BEC6D0"/>
+          <w:sz w:val="18"/>
+          <w:szCs w:val="18"/>
+          <w:lang w:eastAsia="en-US"/>
+        </w:rPr>
+      </w:pPr>
+      <w:r>
+        <w:rPr>
+          <w:rFonts w:ascii="Menlo" w:eastAsia="Times New Roman" w:hAnsi="Menlo" w:cs="Menlo"/>
+          <w:color w:val="A0ACBB"/>
+          <w:sz w:val="18"/>
+          <w:szCs w:val="18"/>
+          <w:lang w:eastAsia="en-US"/>
+        </w:rPr>
+        <w:t xml:space="preserve">        </w:t>
+      </w:r>
+      <w:r>
+        <w:rPr>
+          <w:rFonts w:ascii="Menlo" w:eastAsia="Times New Roman" w:hAnsi="Menlo" w:cs="Menlo"/>
+          <w:color w:val="C62F52"/>
+          <w:sz w:val="18"/>
+          <w:szCs w:val="18"/>
+          <w:lang w:eastAsia="en-US"/>
+        </w:rPr>
+        <w:t>flight</w:t>
+      </w:r>
+      <w:r>
+        <w:rPr>
+          <w:rFonts w:ascii="Menlo" w:eastAsia="Times New Roman" w:hAnsi="Menlo" w:cs="Menlo"/>
+          <w:color w:val="BEC6D0"/>
+          <w:sz w:val="18"/>
+          <w:szCs w:val="18"/>
+          <w:lang w:eastAsia="en-US"/>
+        </w:rPr>
+        <w:t>[</w:t>
+      </w:r>
+      <w:r>
+        <w:rPr>
+          <w:rFonts w:ascii="Menlo" w:eastAsia="Times New Roman" w:hAnsi="Menlo" w:cs="Menlo"/>
+          <w:color w:val="00A884"/>
+          <w:sz w:val="18"/>
+          <w:szCs w:val="18"/>
+          <w:lang w:eastAsia="en-US"/>
+        </w:rPr>
+        <w:t>"</w:t>
+      </w:r>
+      <w:proofErr w:type="spellStart"/>
+      <w:r>
+        <w:rPr>
+          <w:rFonts w:ascii="Menlo" w:eastAsia="Times New Roman" w:hAnsi="Menlo" w:cs="Menlo"/>
+          <w:color w:val="00A884"/>
+          <w:sz w:val="18"/>
+          <w:szCs w:val="18"/>
+          <w:lang w:eastAsia="en-US"/>
+        </w:rPr>
+        <w:t>departure_airport</w:t>
+      </w:r>
+      <w:proofErr w:type="spellEnd"/>
+      <w:proofErr w:type="gramStart"/>
+      <w:r>
+        <w:rPr>
+          <w:rFonts w:ascii="Menlo" w:eastAsia="Times New Roman" w:hAnsi="Menlo" w:cs="Menlo"/>
+          <w:color w:val="00A884"/>
+          <w:sz w:val="18"/>
+          <w:szCs w:val="18"/>
+          <w:lang w:eastAsia="en-US"/>
+        </w:rPr>
+        <w:t>"</w:t>
+      </w:r>
+      <w:r>
+        <w:rPr>
+          <w:rFonts w:ascii="Menlo" w:eastAsia="Times New Roman" w:hAnsi="Menlo" w:cs="Menlo"/>
+          <w:color w:val="BEC6D0"/>
+          <w:sz w:val="18"/>
+          <w:szCs w:val="18"/>
+          <w:lang w:eastAsia="en-US"/>
+        </w:rPr>
+        <w:t>][</w:t>
+      </w:r>
+      <w:proofErr w:type="gramEnd"/>
+      <w:r>
+        <w:rPr>
+          <w:rFonts w:ascii="Menlo" w:eastAsia="Times New Roman" w:hAnsi="Menlo" w:cs="Menlo"/>
+          <w:color w:val="00A884"/>
+          <w:sz w:val="18"/>
+          <w:szCs w:val="18"/>
+          <w:lang w:eastAsia="en-US"/>
+        </w:rPr>
+        <w:t>"time</w:t>
+      </w:r>
+      <w:proofErr w:type="gramStart"/>
+      <w:r>
+        <w:rPr>
+          <w:rFonts w:ascii="Menlo" w:eastAsia="Times New Roman" w:hAnsi="Menlo" w:cs="Menlo"/>
+          <w:color w:val="00A884"/>
+          <w:sz w:val="18"/>
+          <w:szCs w:val="18"/>
+          <w:lang w:eastAsia="en-US"/>
+        </w:rPr>
+        <w:t>"</w:t>
+      </w:r>
+      <w:r>
+        <w:rPr>
+          <w:rFonts w:ascii="Menlo" w:eastAsia="Times New Roman" w:hAnsi="Menlo" w:cs="Menlo"/>
+          <w:color w:val="BEC6D0"/>
+          <w:sz w:val="18"/>
+          <w:szCs w:val="18"/>
+          <w:lang w:eastAsia="en-US"/>
+        </w:rPr>
+        <w:t>][</w:t>
+      </w:r>
+      <w:proofErr w:type="gramEnd"/>
+      <w:r>
+        <w:rPr>
+          <w:rFonts w:ascii="Menlo" w:eastAsia="Times New Roman" w:hAnsi="Menlo" w:cs="Menlo"/>
+          <w:color w:val="BEC6D0"/>
+          <w:sz w:val="18"/>
+          <w:szCs w:val="18"/>
+          <w:lang w:eastAsia="en-US"/>
+        </w:rPr>
+        <w:t>:</w:t>
+      </w:r>
+      <w:r>
+        <w:rPr>
+          <w:rFonts w:ascii="Menlo" w:eastAsia="Times New Roman" w:hAnsi="Menlo" w:cs="Menlo"/>
+          <w:color w:val="D4770C"/>
+          <w:sz w:val="18"/>
+          <w:szCs w:val="18"/>
+          <w:lang w:eastAsia="en-US"/>
+        </w:rPr>
+        <w:t>10</w:t>
+      </w:r>
+      <w:r>
+        <w:rPr>
+          <w:rFonts w:ascii="Menlo" w:eastAsia="Times New Roman" w:hAnsi="Menlo" w:cs="Menlo"/>
+          <w:color w:val="BEC6D0"/>
+          <w:sz w:val="18"/>
+          <w:szCs w:val="18"/>
+          <w:lang w:eastAsia="en-US"/>
+        </w:rPr>
+        <w:t>],</w:t>
+      </w:r>
+    </w:p>
+    <w:p>
+      <w:pPr>
+        <w:shd w:val="clear" w:color="auto" w:fill="111418"/>
+        <w:spacing w:after="0" w:line="270" w:lineRule="atLeast"/>
+        <w:rPr>
+          <w:rFonts w:ascii="Menlo" w:eastAsia="Times New Roman" w:hAnsi="Menlo" w:cs="Menlo"/>
+          <w:color w:val="BEC6D0"/>
+          <w:sz w:val="18"/>
+          <w:szCs w:val="18"/>
+          <w:lang w:eastAsia="en-US"/>
+        </w:rPr>
+      </w:pPr>
+      <w:r>
+        <w:rPr>
+          <w:rFonts w:ascii="Menlo" w:eastAsia="Times New Roman" w:hAnsi="Menlo" w:cs="Menlo"/>
+          <w:color w:val="A0ACBB"/>
+          <w:sz w:val="18"/>
+          <w:szCs w:val="18"/>
+          <w:lang w:eastAsia="en-US"/>
+        </w:rPr>
+        <w:t xml:space="preserve">        </w:t>
+      </w:r>
+      <w:r>
+        <w:rPr>
+          <w:rFonts w:ascii="Menlo" w:eastAsia="Times New Roman" w:hAnsi="Menlo" w:cs="Menlo"/>
+          <w:color w:val="C62F52"/>
+          <w:sz w:val="18"/>
+          <w:szCs w:val="18"/>
+          <w:lang w:eastAsia="en-US"/>
+        </w:rPr>
+        <w:t>flight</w:t>
+      </w:r>
+      <w:r>
+        <w:rPr>
+          <w:rFonts w:ascii="Menlo" w:eastAsia="Times New Roman" w:hAnsi="Menlo" w:cs="Menlo"/>
+          <w:color w:val="BEC6D0"/>
+          <w:sz w:val="18"/>
+          <w:szCs w:val="18"/>
+          <w:lang w:eastAsia="en-US"/>
+        </w:rPr>
+        <w:t>[</w:t>
+      </w:r>
+      <w:r>
+        <w:rPr>
+          <w:rFonts w:ascii="Menlo" w:eastAsia="Times New Roman" w:hAnsi="Menlo" w:cs="Menlo"/>
+          <w:color w:val="00A884"/>
+          <w:sz w:val="18"/>
+          <w:szCs w:val="18"/>
+          <w:lang w:eastAsia="en-US"/>
+        </w:rPr>
+        <w:t>"airline"</w:t>
+      </w:r>
+      <w:r>
+        <w:rPr>
+          <w:rFonts w:ascii="Menlo" w:eastAsia="Times New Roman" w:hAnsi="Menlo" w:cs="Menlo"/>
+          <w:color w:val="BEC6D0"/>
+          <w:sz w:val="18"/>
+          <w:szCs w:val="18"/>
+          <w:lang w:eastAsia="en-US"/>
+        </w:rPr>
+        <w:t>],</w:t>
+      </w:r>
+    </w:p>
+    <w:p>
+      <w:pPr>
+        <w:shd w:val="clear" w:color="auto" w:fill="111418"/>
+        <w:spacing w:after="0" w:line="270" w:lineRule="atLeast"/>
+        <w:rPr>
+          <w:rFonts w:ascii="Menlo" w:eastAsia="Times New Roman" w:hAnsi="Menlo" w:cs="Menlo"/>
+          <w:color w:val="BEC6D0"/>
+          <w:sz w:val="18"/>
+          <w:szCs w:val="18"/>
+          <w:lang w:eastAsia="en-US"/>
+        </w:rPr>
+      </w:pPr>
+      <w:r>
+        <w:rPr>
+          <w:rFonts w:ascii="Menlo" w:eastAsia="Times New Roman" w:hAnsi="Menlo" w:cs="Menlo"/>
+          <w:color w:val="A0ACBB"/>
+          <w:sz w:val="18"/>
+          <w:szCs w:val="18"/>
+          <w:lang w:eastAsia="en-US"/>
+        </w:rPr>
+        <w:t xml:space="preserve">        </w:t>
+      </w:r>
+      <w:r>
+        <w:rPr>
+          <w:rFonts w:ascii="Menlo" w:eastAsia="Times New Roman" w:hAnsi="Menlo" w:cs="Menlo"/>
+          <w:color w:val="C62F52"/>
+          <w:sz w:val="18"/>
+          <w:szCs w:val="18"/>
+          <w:lang w:eastAsia="en-US"/>
+        </w:rPr>
+        <w:t>flight</w:t>
+      </w:r>
+      <w:r>
+        <w:rPr>
+          <w:rFonts w:ascii="Menlo" w:eastAsia="Times New Roman" w:hAnsi="Menlo" w:cs="Menlo"/>
+          <w:color w:val="BEC6D0"/>
+          <w:sz w:val="18"/>
+          <w:szCs w:val="18"/>
+          <w:lang w:eastAsia="en-US"/>
+        </w:rPr>
+        <w:t>[</w:t>
+      </w:r>
+      <w:r>
+        <w:rPr>
+          <w:rFonts w:ascii="Menlo" w:eastAsia="Times New Roman" w:hAnsi="Menlo" w:cs="Menlo"/>
+          <w:color w:val="00A884"/>
+          <w:sz w:val="18"/>
+          <w:szCs w:val="18"/>
+          <w:lang w:eastAsia="en-US"/>
+        </w:rPr>
+        <w:t>"</w:t>
+      </w:r>
+      <w:proofErr w:type="spellStart"/>
+      <w:r>
+        <w:rPr>
+          <w:rFonts w:ascii="Menlo" w:eastAsia="Times New Roman" w:hAnsi="Menlo" w:cs="Menlo"/>
+          <w:color w:val="00A884"/>
+          <w:sz w:val="18"/>
+          <w:szCs w:val="18"/>
+          <w:lang w:eastAsia="en-US"/>
+        </w:rPr>
+        <w:t>departure_airport</w:t>
+      </w:r>
+      <w:proofErr w:type="spellEnd"/>
+      <w:proofErr w:type="gramStart"/>
+      <w:r>
+        <w:rPr>
+          <w:rFonts w:ascii="Menlo" w:eastAsia="Times New Roman" w:hAnsi="Menlo" w:cs="Menlo"/>
+          <w:color w:val="00A884"/>
+          <w:sz w:val="18"/>
+          <w:szCs w:val="18"/>
+          <w:lang w:eastAsia="en-US"/>
+        </w:rPr>
+        <w:t>"</w:t>
+      </w:r>
+      <w:r>
+        <w:rPr>
+          <w:rFonts w:ascii="Menlo" w:eastAsia="Times New Roman" w:hAnsi="Menlo" w:cs="Menlo"/>
+          <w:color w:val="BEC6D0"/>
+          <w:sz w:val="18"/>
+          <w:szCs w:val="18"/>
+          <w:lang w:eastAsia="en-US"/>
+        </w:rPr>
+        <w:t>][</w:t>
+      </w:r>
+      <w:proofErr w:type="gramEnd"/>
+      <w:r>
+        <w:rPr>
+          <w:rFonts w:ascii="Menlo" w:eastAsia="Times New Roman" w:hAnsi="Menlo" w:cs="Menlo"/>
+          <w:color w:val="00A884"/>
+          <w:sz w:val="18"/>
+          <w:szCs w:val="18"/>
+          <w:lang w:eastAsia="en-US"/>
+        </w:rPr>
+        <w:t>"id"</w:t>
+      </w:r>
+      <w:r>
+        <w:rPr>
+          <w:rFonts w:ascii="Menlo" w:eastAsia="Times New Roman" w:hAnsi="Menlo" w:cs="Menlo"/>
+          <w:color w:val="BEC6D0"/>
+          <w:sz w:val="18"/>
+          <w:szCs w:val="18"/>
+          <w:lang w:eastAsia="en-US"/>
+        </w:rPr>
+        <w:t>],</w:t>
+      </w:r>
+    </w:p>
+    <w:p>
+      <w:pPr>
+        <w:shd w:val="clear" w:color="auto" w:fill="111418"/>
+        <w:spacing w:after="0" w:line="270" w:lineRule="atLeast"/>
+        <w:rPr>
+          <w:rFonts w:ascii="Menlo" w:eastAsia="Times New Roman" w:hAnsi="Menlo" w:cs="Menlo"/>
+          <w:color w:val="BEC6D0"/>
+          <w:sz w:val="18"/>
+          <w:szCs w:val="18"/>
+          <w:lang w:eastAsia="en-US"/>
+        </w:rPr>
+      </w:pPr>
+      <w:r>
+        <w:rPr>
+          <w:rFonts w:ascii="Menlo" w:eastAsia="Times New Roman" w:hAnsi="Menlo" w:cs="Menlo"/>
+          <w:color w:val="A0ACBB"/>
+          <w:sz w:val="18"/>
+          <w:szCs w:val="18"/>
+          <w:lang w:eastAsia="en-US"/>
+        </w:rPr>
+        <w:t xml:space="preserve">        </w:t>
+      </w:r>
+      <w:r>
+        <w:rPr>
+          <w:rFonts w:ascii="Menlo" w:eastAsia="Times New Roman" w:hAnsi="Menlo" w:cs="Menlo"/>
+          <w:color w:val="C62F52"/>
+          <w:sz w:val="18"/>
+          <w:szCs w:val="18"/>
+          <w:lang w:eastAsia="en-US"/>
+        </w:rPr>
+        <w:t>flight</w:t>
+      </w:r>
+      <w:r>
+        <w:rPr>
+          <w:rFonts w:ascii="Menlo" w:eastAsia="Times New Roman" w:hAnsi="Menlo" w:cs="Menlo"/>
+          <w:color w:val="BEC6D0"/>
+          <w:sz w:val="18"/>
+          <w:szCs w:val="18"/>
+          <w:lang w:eastAsia="en-US"/>
+        </w:rPr>
+        <w:t>[</w:t>
+      </w:r>
+      <w:r>
+        <w:rPr>
+          <w:rFonts w:ascii="Menlo" w:eastAsia="Times New Roman" w:hAnsi="Menlo" w:cs="Menlo"/>
+          <w:color w:val="00A884"/>
+          <w:sz w:val="18"/>
+          <w:szCs w:val="18"/>
+          <w:lang w:eastAsia="en-US"/>
+        </w:rPr>
+        <w:t>"</w:t>
+      </w:r>
+      <w:proofErr w:type="spellStart"/>
+      <w:r>
+        <w:rPr>
+          <w:rFonts w:ascii="Menlo" w:eastAsia="Times New Roman" w:hAnsi="Menlo" w:cs="Menlo"/>
+          <w:color w:val="00A884"/>
+          <w:sz w:val="18"/>
+          <w:szCs w:val="18"/>
+          <w:lang w:eastAsia="en-US"/>
+        </w:rPr>
+        <w:t>arrival_airport</w:t>
+      </w:r>
+      <w:proofErr w:type="spellEnd"/>
+      <w:proofErr w:type="gramStart"/>
+      <w:r>
+        <w:rPr>
+          <w:rFonts w:ascii="Menlo" w:eastAsia="Times New Roman" w:hAnsi="Menlo" w:cs="Menlo"/>
+          <w:color w:val="00A884"/>
+          <w:sz w:val="18"/>
+          <w:szCs w:val="18"/>
+          <w:lang w:eastAsia="en-US"/>
+        </w:rPr>
+        <w:t>"</w:t>
+      </w:r>
+      <w:r>
+        <w:rPr>
+          <w:rFonts w:ascii="Menlo" w:eastAsia="Times New Roman" w:hAnsi="Menlo" w:cs="Menlo"/>
+          <w:color w:val="BEC6D0"/>
+          <w:sz w:val="18"/>
+          <w:szCs w:val="18"/>
+          <w:lang w:eastAsia="en-US"/>
+        </w:rPr>
+        <w:t>][</w:t>
+      </w:r>
+      <w:proofErr w:type="gramEnd"/>
+      <w:r>
+        <w:rPr>
+          <w:rFonts w:ascii="Menlo" w:eastAsia="Times New Roman" w:hAnsi="Menlo" w:cs="Menlo"/>
+          <w:color w:val="00A884"/>
+          <w:sz w:val="18"/>
+          <w:szCs w:val="18"/>
+          <w:lang w:eastAsia="en-US"/>
+        </w:rPr>
+        <w:t>"id"</w:t>
+      </w:r>
+      <w:r>
+        <w:rPr>
+          <w:rFonts w:ascii="Menlo" w:eastAsia="Times New Roman" w:hAnsi="Menlo" w:cs="Menlo"/>
+          <w:color w:val="BEC6D0"/>
+          <w:sz w:val="18"/>
+          <w:szCs w:val="18"/>
+          <w:lang w:eastAsia="en-US"/>
+        </w:rPr>
+        <w:t>],</w:t>
+      </w:r>
+    </w:p>
+    <w:p>
+      <w:pPr>
+        <w:shd w:val="clear" w:color="auto" w:fill="111418"/>
+        <w:spacing w:after="0" w:line="270" w:lineRule="atLeast"/>
+        <w:rPr>
+          <w:rFonts w:ascii="Menlo" w:eastAsia="Times New Roman" w:hAnsi="Menlo" w:cs="Menlo"/>
+          <w:color w:val="BEC6D0"/>
+          <w:sz w:val="18"/>
+          <w:szCs w:val="18"/>
+          <w:lang w:eastAsia="en-US"/>
+        </w:rPr>
+      </w:pPr>
+      <w:r>
+        <w:rPr>
+          <w:rFonts w:ascii="Menlo" w:eastAsia="Times New Roman" w:hAnsi="Menlo" w:cs="Menlo"/>
+          <w:color w:val="A0ACBB"/>
+          <w:sz w:val="18"/>
+          <w:szCs w:val="18"/>
+          <w:lang w:eastAsia="en-US"/>
+        </w:rPr>
+        <w:t xml:space="preserve">    </w:t>
+      </w:r>
+      <w:r>
+        <w:rPr>
+          <w:rFonts w:ascii="Menlo" w:eastAsia="Times New Roman" w:hAnsi="Menlo" w:cs="Menlo"/>
+          <w:color w:val="BEC6D0"/>
+          <w:sz w:val="18"/>
+          <w:szCs w:val="18"/>
+          <w:lang w:eastAsia="en-US"/>
+        </w:rPr>
+        <w:t>)</w:t>
+      </w:r>
+    </w:p>
+    <w:p>
+      <w:pPr>
+        <w:pStyle w:val="ListBullet"/>
+        <w:numPr>
+          <w:ilvl w:val="0"/>
+          <w:numId w:val="0"/>
+        </w:numPr>
+        <w:ind w:left="1109"/>
+      </w:pPr>
+      <w:r>
+        <w:t xml:space="preserve"> </w:t>
       </w:r>
     </w:p>
     <w:p>
@@ -378,8 +1183,7 @@
         </w:numPr>
       </w:pPr>
       <w:r>
-        <w:lastRenderedPageBreak/>
-        <w:t>Create the function that is using API to store data for train tickets</w:t>
+        <w:t>Create the function that is using API to store data for bus tickets</w:t>
       </w:r>
     </w:p>
     <w:p>
@@ -391,10 +1195,7 @@
         </w:numPr>
       </w:pPr>
       <w:r>
-        <w:t>Create the function that is using API to store data about hote</w:t>
-      </w:r>
-      <w:r>
-        <w:t>ls</w:t>
+        <w:t>Create the function that is using API to store data for train tickets</w:t>
       </w:r>
     </w:p>
     <w:p>
@@ -406,7 +1207,10 @@
         </w:numPr>
       </w:pPr>
       <w:r>
-        <w:t>The routine that is finding available flight tickets</w:t>
+        <w:t>Create the function that is using API to store data about hote</w:t>
+      </w:r>
+      <w:r>
+        <w:t>ls</w:t>
       </w:r>
     </w:p>
     <w:p>
@@ -418,7 +1222,7 @@
         </w:numPr>
       </w:pPr>
       <w:r>
-        <w:t>The routine that is finding available train tickets</w:t>
+        <w:t>The routine that is finding available flight tickets</w:t>
       </w:r>
     </w:p>
     <w:p>
@@ -430,7 +1234,7 @@
         </w:numPr>
       </w:pPr>
       <w:r>
-        <w:t>The routine that is finding available buses tickets</w:t>
+        <w:t>The routine that is finding available train tickets</w:t>
       </w:r>
     </w:p>
     <w:p>
@@ -442,6 +1246,18 @@
         </w:numPr>
       </w:pPr>
       <w:r>
+        <w:t>The routine that is finding available buses tickets</w:t>
+      </w:r>
+    </w:p>
+    <w:p>
+      <w:pPr>
+        <w:pStyle w:val="ListBullet"/>
+        <w:numPr>
+          <w:ilvl w:val="0"/>
+          <w:numId w:val="9"/>
+        </w:numPr>
+      </w:pPr>
+      <w:r>
         <w:t xml:space="preserve">The routine that is finding available hotels </w:t>
       </w:r>
       <w:r>
@@ -491,6 +1307,7 @@
     </w:p>
     <w:p>
       <w:r>
+        <w:lastRenderedPageBreak/>
         <w:t>API function for bus tickets – Ignat Danilin</w:t>
       </w:r>
     </w:p>
@@ -525,7 +1342,6 @@
         <w:pStyle w:val="Heading2"/>
       </w:pPr>
       <w:r>
-        <w:lastRenderedPageBreak/>
         <w:br/>
       </w:r>
       <w:r>
@@ -2372,7 +3188,6 @@
     <w:name w:val="Strong"/>
     <w:basedOn w:val="DefaultParagraphFont"/>
     <w:uiPriority w:val="22"/>
-    <w:semiHidden/>
     <w:unhideWhenUsed/>
     <w:qFormat/>
     <w:rPr>

--- a/TravelHelper.docx
+++ b/TravelHelper.docx
@@ -1181,9 +1181,38 @@
           <w:ilvl w:val="0"/>
           <w:numId w:val="9"/>
         </w:numPr>
-      </w:pPr>
-      <w:r>
+        <w:rPr>
+          <w:strike/>
+        </w:rPr>
+      </w:pPr>
+      <w:r>
+        <w:rPr>
+          <w:strike/>
+        </w:rPr>
         <w:t>Create the function that is using API to store data for bus tickets</w:t>
+      </w:r>
+    </w:p>
+    <w:p>
+      <w:pPr>
+        <w:pStyle w:val="ListBullet"/>
+        <w:numPr>
+          <w:ilvl w:val="0"/>
+          <w:numId w:val="0"/>
+        </w:numPr>
+        <w:ind w:left="1109"/>
+      </w:pPr>
+      <w:r>
+        <w:t xml:space="preserve">We had to </w:t>
+      </w:r>
+      <w:r>
+        <w:rPr>
+          <w:b/>
+          <w:bCs/>
+        </w:rPr>
+        <w:t>remove</w:t>
+      </w:r>
+      <w:r>
+        <w:t xml:space="preserve"> this task from our project scope. We couldn’t find any public or private APIs with tickets for whole Europe</w:t>
       </w:r>
     </w:p>
     <w:p>
@@ -1193,9 +1222,38 @@
           <w:ilvl w:val="0"/>
           <w:numId w:val="9"/>
         </w:numPr>
-      </w:pPr>
-      <w:r>
+        <w:rPr>
+          <w:strike/>
+        </w:rPr>
+      </w:pPr>
+      <w:r>
+        <w:rPr>
+          <w:strike/>
+        </w:rPr>
         <w:t>Create the function that is using API to store data for train tickets</w:t>
+      </w:r>
+    </w:p>
+    <w:p>
+      <w:pPr>
+        <w:pStyle w:val="ListBullet"/>
+        <w:numPr>
+          <w:ilvl w:val="0"/>
+          <w:numId w:val="0"/>
+        </w:numPr>
+        <w:ind w:left="1109"/>
+      </w:pPr>
+      <w:r>
+        <w:t xml:space="preserve">We had to </w:t>
+      </w:r>
+      <w:r>
+        <w:rPr>
+          <w:b/>
+          <w:bCs/>
+        </w:rPr>
+        <w:t>remove</w:t>
+      </w:r>
+      <w:r>
+        <w:t xml:space="preserve"> this task from our project scope. We couldn’t find any public or private APIs with tickets for whole Europe</w:t>
       </w:r>
     </w:p>
     <w:p>
@@ -1232,8 +1290,14 @@
           <w:ilvl w:val="0"/>
           <w:numId w:val="9"/>
         </w:numPr>
-      </w:pPr>
-      <w:r>
+        <w:rPr>
+          <w:strike/>
+        </w:rPr>
+      </w:pPr>
+      <w:r>
+        <w:rPr>
+          <w:strike/>
+        </w:rPr>
         <w:t>The routine that is finding available train tickets</w:t>
       </w:r>
     </w:p>
@@ -1244,8 +1308,14 @@
           <w:ilvl w:val="0"/>
           <w:numId w:val="9"/>
         </w:numPr>
-      </w:pPr>
-      <w:r>
+        <w:rPr>
+          <w:strike/>
+        </w:rPr>
+      </w:pPr>
+      <w:r>
+        <w:rPr>
+          <w:strike/>
+        </w:rPr>
         <w:t>The routine that is finding available buses tickets</w:t>
       </w:r>
     </w:p>
@@ -1286,28 +1356,86 @@
       </w:r>
     </w:p>
     <w:p>
+      <w:pPr>
+        <w:rPr>
+          <w:rFonts w:ascii="Apple Color Emoji" w:hAnsi="Apple Color Emoji"/>
+        </w:rPr>
+      </w:pPr>
       <w:r>
         <w:t>Creating SQLite database – Ignat Danilin</w:t>
       </w:r>
-    </w:p>
-    <w:p>
-      <w:r>
+      <w:r>
+        <w:t xml:space="preserve"> </w:t>
+      </w:r>
+      <w:r>
+        <w:rPr>
+          <w:rFonts w:ascii="Apple Color Emoji" w:hAnsi="Apple Color Emoji"/>
+        </w:rPr>
+        <w:t>✅</w:t>
+      </w:r>
+    </w:p>
+    <w:p>
+      <w:pPr>
+        <w:rPr>
+          <w:rFonts w:ascii="Apple Color Emoji" w:hAnsi="Apple Color Emoji"/>
+        </w:rPr>
+      </w:pPr>
+      <w:r>
+        <w:lastRenderedPageBreak/>
         <w:t>Finding APIS – Konstantin Gavrilov</w:t>
       </w:r>
-    </w:p>
-    <w:p>
-      <w:r>
-        <w:t>API function for flight tickets – Ignat Danilin</w:t>
-      </w:r>
-    </w:p>
-    <w:p>
-      <w:r>
+      <w:r>
+        <w:t xml:space="preserve"> </w:t>
+      </w:r>
+      <w:r>
+        <w:rPr>
+          <w:rFonts w:ascii="Apple Color Emoji" w:hAnsi="Apple Color Emoji"/>
+        </w:rPr>
+        <w:t>✅</w:t>
+      </w:r>
+    </w:p>
+    <w:p>
+      <w:pPr>
+        <w:rPr>
+          <w:rFonts w:ascii="Apple Color Emoji" w:hAnsi="Apple Color Emoji"/>
+        </w:rPr>
+      </w:pPr>
+      <w:r>
+        <w:t>API function for flight tickets – Ignat Danili</w:t>
+      </w:r>
+      <w:r>
+        <w:t xml:space="preserve">n </w:t>
+      </w:r>
+      <w:r>
+        <w:rPr>
+          <w:rFonts w:ascii="Apple Color Emoji" w:hAnsi="Apple Color Emoji"/>
+        </w:rPr>
+        <w:t>✅</w:t>
+      </w:r>
+    </w:p>
+    <w:p>
+      <w:pPr>
+        <w:rPr>
+          <w:strike/>
+        </w:rPr>
+      </w:pPr>
+      <w:r>
+        <w:rPr>
+          <w:strike/>
+        </w:rPr>
         <w:t>API function for train tickets – Konstantin Gavrilov</w:t>
       </w:r>
     </w:p>
     <w:p>
-      <w:r>
-        <w:lastRenderedPageBreak/>
+      <w:pPr>
+        <w:rPr>
+          <w:strike/>
+        </w:rPr>
+      </w:pPr>
+      <w:r>
+        <w:rPr>
+          <w:strike/>
+        </w:rPr>
         <w:t>API function for bus tickets – Ignat Danilin</w:t>
       </w:r>
     </w:p>
@@ -1317,8 +1445,22 @@
       </w:r>
     </w:p>
     <w:p>
+      <w:pPr>
+        <w:rPr>
+          <w:rFonts w:ascii="Apple Color Emoji" w:hAnsi="Apple Color Emoji"/>
+        </w:rPr>
+      </w:pPr>
       <w:r>
         <w:t>Creating tables in database – Ignat Danilin</w:t>
+      </w:r>
+      <w:r>
+        <w:t xml:space="preserve"> </w:t>
+      </w:r>
+      <w:r>
+        <w:rPr>
+          <w:rFonts w:ascii="Apple Color Emoji" w:hAnsi="Apple Color Emoji"/>
+        </w:rPr>
+        <w:t>✅</w:t>
       </w:r>
     </w:p>
     <w:p>

--- a/TravelHelper.docx
+++ b/TravelHelper.docx
@@ -1181,9 +1181,38 @@
           <w:ilvl w:val="0"/>
           <w:numId w:val="9"/>
         </w:numPr>
-      </w:pPr>
-      <w:r>
+        <w:rPr>
+          <w:strike/>
+        </w:rPr>
+      </w:pPr>
+      <w:r>
+        <w:rPr>
+          <w:strike/>
+        </w:rPr>
         <w:t>Create the function that is using API to store data for bus tickets</w:t>
+      </w:r>
+    </w:p>
+    <w:p>
+      <w:pPr>
+        <w:pStyle w:val="ListBullet"/>
+        <w:numPr>
+          <w:ilvl w:val="0"/>
+          <w:numId w:val="0"/>
+        </w:numPr>
+        <w:ind w:left="1109"/>
+      </w:pPr>
+      <w:r>
+        <w:t xml:space="preserve">We had to </w:t>
+      </w:r>
+      <w:r>
+        <w:rPr>
+          <w:b/>
+          <w:bCs/>
+        </w:rPr>
+        <w:t>remove</w:t>
+      </w:r>
+      <w:r>
+        <w:t xml:space="preserve"> this task from our project scope. We couldn’t find any public or private APIs with tickets for Europe</w:t>
       </w:r>
     </w:p>
     <w:p>
@@ -1193,9 +1222,38 @@
           <w:ilvl w:val="0"/>
           <w:numId w:val="9"/>
         </w:numPr>
-      </w:pPr>
-      <w:r>
+        <w:rPr>
+          <w:strike/>
+        </w:rPr>
+      </w:pPr>
+      <w:r>
+        <w:rPr>
+          <w:strike/>
+        </w:rPr>
         <w:t>Create the function that is using API to store data for train tickets</w:t>
+      </w:r>
+    </w:p>
+    <w:p>
+      <w:pPr>
+        <w:pStyle w:val="ListBullet"/>
+        <w:numPr>
+          <w:ilvl w:val="0"/>
+          <w:numId w:val="0"/>
+        </w:numPr>
+        <w:ind w:left="1109"/>
+      </w:pPr>
+      <w:r>
+        <w:t xml:space="preserve">We had to </w:t>
+      </w:r>
+      <w:r>
+        <w:rPr>
+          <w:b/>
+          <w:bCs/>
+        </w:rPr>
+        <w:t>remove</w:t>
+      </w:r>
+      <w:r>
+        <w:t xml:space="preserve"> this task from our project scope. We couldn’t find any public or private APIs with tickets for Europe</w:t>
       </w:r>
     </w:p>
     <w:p>
@@ -1232,8 +1290,14 @@
           <w:ilvl w:val="0"/>
           <w:numId w:val="9"/>
         </w:numPr>
-      </w:pPr>
-      <w:r>
+        <w:rPr>
+          <w:strike/>
+        </w:rPr>
+      </w:pPr>
+      <w:r>
+        <w:rPr>
+          <w:strike/>
+        </w:rPr>
         <w:t>The routine that is finding available train tickets</w:t>
       </w:r>
     </w:p>
@@ -1244,8 +1308,14 @@
           <w:ilvl w:val="0"/>
           <w:numId w:val="9"/>
         </w:numPr>
-      </w:pPr>
-      <w:r>
+        <w:rPr>
+          <w:strike/>
+        </w:rPr>
+      </w:pPr>
+      <w:r>
+        <w:rPr>
+          <w:strike/>
+        </w:rPr>
         <w:t>The routine that is finding available buses tickets</w:t>
       </w:r>
     </w:p>
@@ -1286,28 +1356,81 @@
       </w:r>
     </w:p>
     <w:p>
+      <w:pPr>
+        <w:rPr>
+          <w:rFonts w:ascii="Apple Color Emoji" w:hAnsi="Apple Color Emoji"/>
+        </w:rPr>
+      </w:pPr>
       <w:r>
         <w:t>Creating SQLite database – Ignat Danilin</w:t>
       </w:r>
-    </w:p>
-    <w:p>
-      <w:r>
+      <w:r>
+        <w:t xml:space="preserve"> </w:t>
+      </w:r>
+      <w:r>
+        <w:rPr>
+          <w:rFonts w:ascii="Apple Color Emoji" w:hAnsi="Apple Color Emoji"/>
+        </w:rPr>
+        <w:t>✅</w:t>
+      </w:r>
+    </w:p>
+    <w:p>
+      <w:pPr>
+        <w:rPr>
+          <w:rFonts w:ascii="Apple Color Emoji" w:hAnsi="Apple Color Emoji"/>
+        </w:rPr>
+      </w:pPr>
+      <w:r>
+        <w:lastRenderedPageBreak/>
         <w:t>Finding APIS – Konstantin Gavrilov</w:t>
       </w:r>
-    </w:p>
-    <w:p>
-      <w:r>
-        <w:t>API function for flight tickets – Ignat Danilin</w:t>
-      </w:r>
-    </w:p>
-    <w:p>
-      <w:r>
+      <w:r>
+        <w:t xml:space="preserve"> </w:t>
+      </w:r>
+      <w:r>
+        <w:rPr>
+          <w:rFonts w:ascii="Apple Color Emoji" w:hAnsi="Apple Color Emoji"/>
+        </w:rPr>
+        <w:t>✅</w:t>
+      </w:r>
+    </w:p>
+    <w:p>
+      <w:pPr>
+        <w:rPr>
+          <w:rFonts w:ascii="Apple Color Emoji" w:hAnsi="Apple Color Emoji"/>
+          <w:lang w:val="ru-RU"/>
+        </w:rPr>
+      </w:pPr>
+      <w:r>
+        <w:t>API function for flight tickets – Ignat Danili</w:t>
+      </w:r>
+      <w:r>
+        <w:t xml:space="preserve">n </w:t>
+      </w:r>
+    </w:p>
+    <w:p>
+      <w:pPr>
+        <w:rPr>
+          <w:strike/>
+        </w:rPr>
+      </w:pPr>
+      <w:r>
+        <w:rPr>
+          <w:strike/>
+        </w:rPr>
         <w:t>API function for train tickets – Konstantin Gavrilov</w:t>
       </w:r>
     </w:p>
     <w:p>
-      <w:r>
-        <w:lastRenderedPageBreak/>
+      <w:pPr>
+        <w:rPr>
+          <w:strike/>
+        </w:rPr>
+      </w:pPr>
+      <w:r>
+        <w:rPr>
+          <w:strike/>
+        </w:rPr>
         <w:t>API function for bus tickets – Ignat Danilin</w:t>
       </w:r>
     </w:p>
@@ -1317,8 +1440,22 @@
       </w:r>
     </w:p>
     <w:p>
+      <w:pPr>
+        <w:rPr>
+          <w:rFonts w:ascii="Apple Color Emoji" w:hAnsi="Apple Color Emoji"/>
+        </w:rPr>
+      </w:pPr>
       <w:r>
         <w:t>Creating tables in database – Ignat Danilin</w:t>
+      </w:r>
+      <w:r>
+        <w:t xml:space="preserve"> </w:t>
+      </w:r>
+      <w:r>
+        <w:rPr>
+          <w:rFonts w:ascii="Apple Color Emoji" w:hAnsi="Apple Color Emoji"/>
+        </w:rPr>
+        <w:t>✅</w:t>
       </w:r>
     </w:p>
     <w:p>
